--- a/testakten/erbstreit-krypto-multisig-edelmann-stuttgart/10_lebzeitige_schenkungen_chronologie_2018_2024.docx
+++ b/testakten/erbstreit-krypto-multisig-edelmann-stuttgart/10_lebzeitige_schenkungen_chronologie_2018_2024.docx
@@ -287,7 +287,7 @@
         <w:jc w:val="left"/>
       </w:pPr>
       <w:r>
-        <w:t xml:space="preserve">Für die Pflichtteilsergänzung nach § 2325 BGB ist der Wert der Wohnung am Stichtag </w:t>
+        <w:t xml:space="preserve">Für die Pflichtteilsergänzung nach Paragraf 2325 BGB ist der Wert der Wohnung am Stichtag </w:t>
       </w:r>
       <w:r>
         <w:rPr>
@@ -746,7 +746,7 @@
         <w:jc w:val="left"/>
       </w:pPr>
       <w:r>
-        <w:t>Alle drei Schenkungen sind durch Überweisungsbelege dokumentiert; kein Schriftformvertrag (bei Handschenkung nach Vollzug nicht erforderlich, § 518 Abs. 2 BGB).</w:t>
+        <w:t>Alle drei Schenkungen sind durch Überweisungsbelege dokumentiert; kein Schriftformvertrag (bei Handschenkung nach Vollzug nicht erforderlich, Paragraf 518 Abs. 2 BGB).</w:t>
       </w:r>
     </w:p>
     <w:p>
@@ -760,7 +760,7 @@
         <w:t>10-Jahres-Frist:</w:t>
       </w:r>
       <w:r>
-        <w:t xml:space="preserve"> Alle Barschenkungen Constantin liegen innerhalb von 10 Jahren vor dem Todestag (12.03.2025). C-1 (08.10.2020) liegt knapp innerhalb; genau: 4 Jahre 5 Monate 4 Tage vor dem Todestag. Die Frist läuft auch noch nicht ab — alle drei Schenkungen sind für § 2325 BGB voll relevant.</w:t>
+        <w:t xml:space="preserve"> Alle Barschenkungen Constantin liegen innerhalb von 10 Jahren vor dem Todestag (12.03.2025). C-1 (08.10.2020) liegt knapp innerhalb; genau: 4 Jahre 5 Monate 4 Tage vor dem Todestag. Die Frist läuft auch noch nicht ab — alle drei Schenkungen sind für Paragraf 2325 BGB voll relevant.</w:t>
       </w:r>
     </w:p>
     <w:p/>
@@ -1312,10 +1312,10 @@
         <w:rPr>
           <w:b/>
         </w:rPr>
-        <w:t>Wertansatz für § 2325 BGB (Krypto):</w:t>
+        <w:t>Wertansatz für Paragraf 2325 BGB (Krypto):</w:t>
       </w:r>
       <w:r>
-        <w:t xml:space="preserve"> Für Krypto-Schenkungen ist nach der allgemeinen Systematik des § 2325 BGB der Wert „zum Zeitpunkt der Schenkung" anzusetzen, soweit der Wert nicht gestiegen ist (Niederstwertprinzip — allerdings besteht in der Lit. Streit, ob § 2325 Abs. 2 BGB ein eigentliches Niederstwertprinzip enthält; BGH 10.05.2017 IV ZR 30/16 zur Pflichtteilsergänzung und Bewertungszeitpunkt: Wert zum Zeitpunkt des Erbfalls, wenn höher). Da BTC und ETH seit 2021/2022 erheblich im Wert gestiegen sind, wäre der Wert zum Todestag (2025) als Bemessungsgrundlage höher.</w:t>
+        <w:t xml:space="preserve"> Für Krypto-Schenkungen ist nach der allgemeinen Systematik des Paragrafen 2325 BGB der Wert „zum Zeitpunkt der Schenkung" anzusetzen, soweit der Wert nicht gestiegen ist (Niederstwertprinzip — allerdings besteht in der Lit. Streit, ob Paragraf 2325 Abs. 2 BGB ein eigentliches Niederstwertprinzip enthält; BGH 10.05.2017 IV ZR 30/16 zur Pflichtteilsergänzung und Bewertungszeitpunkt: Wert zum Zeitpunkt des Erbfalls, wenn höher). Da BTC und ETH seit 2021/2022 erheblich im Wert gestiegen sind, wäre der Wert zum Todestag (2025) als Bemessungsgrundlage höher.</w:t>
       </w:r>
     </w:p>
     <w:p/>
@@ -1475,7 +1475,7 @@
                 <w:rFonts w:ascii="Times New Roman" w:hAnsi="Times New Roman"/>
                 <w:sz w:val="20"/>
               </w:rPr>
-              <w:t>Abstandszahlung Pflichtteilsverzicht (§ 2346 BGB)</w:t>
+              <w:t>Abstandszahlung Pflichtteilsverzicht (Paragraf 2346 BGB)</w:t>
             </w:r>
           </w:p>
         </w:tc>
@@ -1534,7 +1534,7 @@
         <w:t>Einordnung:</w:t>
       </w:r>
       <w:r>
-        <w:t xml:space="preserve"> Die Zahlung anlässlich eines Pflichtteilsverzichts ist keine Schenkung im Sinne des § 2325 BGB, weil sie entgeltlich (als Gegenleistung für den Verzicht) geleistet wurde. § 2325 Abs. 3 BGB nennt ausdrücklich Schenkungen „unentgeltlich"; eine Zahlung gegen Verzicht hat synallagmatischen Charakter. Dennoch: Die Angemessenheit der Gegenleistung wäre zu prüfen — wenn 40.000 EUR deutlich unter dem Pflichtteilswert lag, den Marie-Theres damals hätte fordern können, könnte ein teilweise unentgeltlicher Charakter vorliegen.</w:t>
+        <w:t xml:space="preserve"> Die Zahlung anlässlich eines Pflichtteilsverzichts ist keine Schenkung im Sinne des Paragrafen 2325 BGB, weil sie entgeltlich (als Gegenleistung für den Verzicht) geleistet wurde. Paragraf 2325 Abs. 3 BGB nennt ausdrücklich Schenkungen „unentgeltlich"; eine Zahlung gegen Verzicht hat synallagmatischen Charakter. Dennoch: Die Angemessenheit der Gegenleistung wäre zu prüfen — wenn 40.000 EUR deutlich unter dem Pflichtteilswert lag, den Marie-Theres damals hätte fordern können, könnte ein teilweise unentgeltlicher Charakter vorliegen.</w:t>
       </w:r>
     </w:p>
     <w:p>
@@ -1560,7 +1560,7 @@
         <w:rPr>
           <w:rFonts w:ascii="Times New Roman" w:hAnsi="Times New Roman"/>
         </w:rPr>
-        <w:t>5. Anrechnungsklausel im Testament vs. § 2325 BGB</w:t>
+        <w:t>5. Anrechnungsklausel im Testament vs. Paragraf 2325 BGB</w:t>
       </w:r>
     </w:p>
     <w:p>
@@ -1576,7 +1576,7 @@
         <w:jc w:val="left"/>
       </w:pPr>
       <w:r>
-        <w:t>Für die Berechnung des Pflichtteilsergänzungsanspruchs (§ 2325 BGB) ist diese Klausel irrelevant: Der gesetzliche Ergänzungsanspruch gilt unabhängig von testamentarischen Anrechnungsklauseln. Die Klausel regelt nur das interne Auseinandersetzungsverhältnis.</w:t>
+        <w:t>Für die Berechnung des Pflichtteilsergänzungsanspruchs (Paragraf 2325 BGB) ist diese Klausel irrelevant: Der gesetzliche Ergänzungsanspruch gilt unabhängig von testamentarischen Anrechnungsklauseln. Die Klausel regelt nur das interne Auseinandersetzungsverhältnis.</w:t>
       </w:r>
     </w:p>
     <w:p>
@@ -1602,7 +1602,7 @@
         <w:rPr>
           <w:rFonts w:ascii="Times New Roman" w:hAnsi="Times New Roman"/>
         </w:rPr>
-        <w:t>6. Gesamtübersicht anrechenbarer Schenkungen (§ 2325 BGB)</w:t>
+        <w:t>6. Gesamtübersicht anrechenbarer Schenkungen (Paragraf 2325 BGB)</w:t>
       </w:r>
     </w:p>
     <w:tbl>
@@ -1928,7 +1928,7 @@
         <w:rPr>
           <w:b/>
         </w:rPr>
-        <w:t>Ergänzungsnachlass für § 2325 BGB:</w:t>
+        <w:t>Ergänzungsnachlass für Paragraf 2325 BGB:</w:t>
       </w:r>
       <w:r>
         <w:t xml:space="preserve"> 4.082.000 EUR (Reinnachlass) + 380.000 EUR (Constantin Bargeld) + 580.000 EUR (Henrike ETW, wertmäßige Steigerung) + ggf. 66.000 EUR (Krypto) = ca. </w:t>
